--- a/docs/DeCuongTieuLuan_22130133_DangAnhKiet.docx
+++ b/docs/DeCuongTieuLuan_22130133_DangAnhKiet.docx
@@ -1,6 +1,6 @@
 
 <file path=word/document.xml><?xml version="1.0" encoding="utf-8"?>
-<w:document xmlns:wpc="http://schemas.microsoft.com/office/word/2010/wordprocessingCanvas" xmlns:cx="http://schemas.microsoft.com/office/drawing/2014/chartex" xmlns:cx1="http://schemas.microsoft.com/office/drawing/2015/9/8/chartex" xmlns:cx2="http://schemas.microsoft.com/office/drawing/2015/10/21/chartex" xmlns:cx3="http://schemas.microsoft.com/office/drawing/2016/5/9/chartex" xmlns:cx4="http://schemas.microsoft.com/office/drawing/2016/5/10/chartex" xmlns:cx5="http://schemas.microsoft.com/office/drawing/2016/5/11/chartex" xmlns:cx6="http://schemas.microsoft.com/office/drawing/2016/5/12/chartex" xmlns:cx7="http://schemas.microsoft.com/office/drawing/2016/5/13/chartex" xmlns:cx8="http://schemas.microsoft.com/office/drawing/2016/5/14/chartex" xmlns:mc="http://schemas.openxmlformats.org/markup-compatibility/2006" xmlns:aink="http://schemas.microsoft.com/office/drawing/2016/ink" xmlns:am3d="http://schemas.microsoft.com/office/drawing/2017/model3d" xmlns:o="urn:schemas-microsoft-com:office:office" xmlns:oel="http://schemas.microsoft.com/office/2019/extlst" xmlns:r="http://schemas.openxmlformats.org/officeDocument/2006/relationships" xmlns:m="http://schemas.openxmlformats.org/officeDocument/2006/math" xmlns:v="urn:schemas-microsoft-com:vml" xmlns:wp14="http://schemas.microsoft.com/office/word/2010/wordprocessingDrawing" xmlns:wp="http://schemas.openxmlformats.org/drawingml/2006/wordprocessingDrawing" xmlns:w10="urn:schemas-microsoft-com:office:word" xmlns:w="http://schemas.openxmlformats.org/wordprocessingml/2006/main" xmlns:w14="http://schemas.microsoft.com/office/word/2010/wordml" xmlns:w15="http://schemas.microsoft.com/office/word/2012/wordml" xmlns:w16cex="http://schemas.microsoft.com/office/word/2018/wordml/cex" xmlns:w16cid="http://schemas.microsoft.com/office/word/2016/wordml/cid" xmlns:w16="http://schemas.microsoft.com/office/word/2018/wordml" xmlns:w16du="http://schemas.microsoft.com/office/word/2023/wordml/word16du" xmlns:w16sdtdh="http://schemas.microsoft.com/office/word/2020/wordml/sdtdatahash" xmlns:w16sdtfl="http://schemas.microsoft.com/office/word/2024/wordml/sdtformatlock" xmlns:w16se="http://schemas.microsoft.com/office/word/2015/wordml/symex" xmlns:wpg="http://schemas.microsoft.com/office/word/2010/wordprocessingGroup" xmlns:wpi="http://schemas.microsoft.com/office/word/2010/wordprocessingInk" xmlns:wne="http://schemas.microsoft.com/office/word/2006/wordml" xmlns:wps="http://schemas.microsoft.com/office/word/2010/wordprocessingShape" mc:Ignorable="w14 w15 w16se w16cid w16 w16cex w16sdtdh w16sdtfl w16du wp14">
+<w:document xmlns:wpc="http://schemas.microsoft.com/office/word/2010/wordprocessingCanvas" xmlns:cx="http://schemas.microsoft.com/office/drawing/2014/chartex" xmlns:cx1="http://schemas.microsoft.com/office/drawing/2015/9/8/chartex" xmlns:cx2="http://schemas.microsoft.com/office/drawing/2015/10/21/chartex" xmlns:cx3="http://schemas.microsoft.com/office/drawing/2016/5/9/chartex" xmlns:cx4="http://schemas.microsoft.com/office/drawing/2016/5/10/chartex" xmlns:cx5="http://schemas.microsoft.com/office/drawing/2016/5/11/chartex" xmlns:cx6="http://schemas.microsoft.com/office/drawing/2016/5/12/chartex" xmlns:cx7="http://schemas.microsoft.com/office/drawing/2016/5/13/chartex" xmlns:cx8="http://schemas.microsoft.com/office/drawing/2016/5/14/chartex" xmlns:mc="http://schemas.openxmlformats.org/markup-compatibility/2006" xmlns:aink="http://schemas.microsoft.com/office/drawing/2016/ink" xmlns:am3d="http://schemas.microsoft.com/office/drawing/2017/model3d" xmlns:o="urn:schemas-microsoft-com:office:office" xmlns:oel="http://schemas.microsoft.com/office/2019/extlst" xmlns:r="http://schemas.openxmlformats.org/officeDocument/2006/relationships" xmlns:m="http://schemas.openxmlformats.org/officeDocument/2006/math" xmlns:v="urn:schemas-microsoft-com:vml" xmlns:wp14="http://schemas.microsoft.com/office/word/2010/wordprocessingDrawing" xmlns:wp="http://schemas.openxmlformats.org/drawingml/2006/wordprocessingDrawing" xmlns:w10="urn:schemas-microsoft-com:office:word" xmlns:w="http://schemas.openxmlformats.org/wordprocessingml/2006/main" xmlns:w14="http://schemas.microsoft.com/office/word/2010/wordml" xmlns:w15="http://schemas.microsoft.com/office/word/2012/wordml" xmlns:w16cei="http://schemas.microsoft.com/office/word/2026/wordml/cei" xmlns:w16cex="http://schemas.microsoft.com/office/word/2018/wordml/cex" xmlns:w16cid="http://schemas.microsoft.com/office/word/2016/wordml/cid" xmlns:w16="http://schemas.microsoft.com/office/word/2018/wordml" xmlns:w16du="http://schemas.microsoft.com/office/word/2023/wordml/word16du" xmlns:w16sdtdh="http://schemas.microsoft.com/office/word/2020/wordml/sdtdatahash" xmlns:w16sdtfl="http://schemas.microsoft.com/office/word/2024/wordml/sdtformatlock" xmlns:w16se="http://schemas.microsoft.com/office/word/2015/wordml/symex" xmlns:wpg="http://schemas.microsoft.com/office/word/2010/wordprocessingGroup" xmlns:wpi="http://schemas.microsoft.com/office/word/2010/wordprocessingInk" xmlns:wne="http://schemas.microsoft.com/office/word/2006/wordml" xmlns:wps="http://schemas.microsoft.com/office/word/2010/wordprocessingShape" mc:Ignorable="w14 w15 w16se w16cid w16 w16cex w16sdtdh w16sdtfl w16du wp14">
   <w:body>
     <w:tbl>
       <w:tblPr>
@@ -694,7 +694,13 @@
         <w:ind w:left="927" w:hanging="360"/>
       </w:pPr>
       <w:r>
-        <w:t>Sầu riêng là một trong những loại cây trồng mang lại giá trị kinh tế cao tại Việt Nam. Tuy nhiên, trong quá trình sinh trưởng, cây sầu riêng thường xuyên mắc phải các loại bệnh hại phát sinh trên lá (như cháy lá, đốm rong, thán thư,...), gây ảnh hưởng nghiêm trọng đến năng suất và chất lượng trái.</w:t>
+        <w:t>Sầu riêng là một trong những loại cây trồng mang lại giá trị kinh tế cao tại Việt Nam. Tuy nhiên, trong quá trình sinh trưởng, cây sầu riêng thường xuyên mắc phải các loại bệnh hại phát sinh trên lá như cháy lá, đốm rong,</w:t>
+      </w:r>
+      <w:r>
+        <w:t>…,</w:t>
+      </w:r>
+      <w:r>
+        <w:t xml:space="preserve"> gây ảnh hưởng nghiêm trọng đến năng suất và chất lượng trái.</w:t>
       </w:r>
     </w:p>
     <w:p>
@@ -703,7 +709,16 @@
         <w:ind w:left="927" w:hanging="360"/>
       </w:pPr>
       <w:r>
-        <w:t>Việc chẩn đoán bệnh theo phương pháp truyền thống chủ yếu dựa vào kinh nghiệm quan sát bằng mắt thường của người nông dân. Tuy nhiên, khi gặp phải loại dịch bệnh mới chưa từng thấy, hoặc đối với người mới bắt đầu làm vườn chưa có nhiều kinh nghiệm, việc phán đoán dễ xảy ra sai sót. Điều này khiến cho quá trình chữa trị hoặc ngăn ngừa bệnh bị chậm trễ, hoặc đòi hỏi phải có mặt trực tiếp của các chuyên gia nông nghiệp.</w:t>
+        <w:t>Việc chẩn đoán bệnh theo phương pháp truyền thống chủ yếu dựa vào kinh nghiệm quan sát bằng mắt thường của người nông dân. Tuy nhiên, đối với người mới bắt đầu làm vườn chưa có nhiều kinh nghiệm, việc phán đoán dễ xảy ra sai sót.</w:t>
+      </w:r>
+      <w:r>
+        <w:t xml:space="preserve"> K</w:t>
+      </w:r>
+      <w:r>
+        <w:t>hiến cho quá trình chữa hoặc ngăn ngừa bệnh bị chậm trễ</w:t>
+      </w:r>
+      <w:r>
+        <w:t xml:space="preserve"> làm ảnh hưởng trực tiếp tới sức khoẻ của cây.</w:t>
       </w:r>
     </w:p>
     <w:p>
@@ -729,7 +744,7 @@
         <w:t>Câu hỏi nghiên cứu:</w:t>
       </w:r>
       <w:r>
-        <w:t xml:space="preserve"> Trong số các kiến trúc MobileNetV2, EfficientNet-B0 và ResNet-50, mô hình nào đạt sự cân bằng tốt nhất giữa độ chính xác phân loại bệnh lá sầu riêng và chi phí tài nguyên tính toán, phù hợp cho triển khai trong điều kiện thực tế tại Việt Nam? Đồng thời, mô hình có giải thích được vùng đặc trưng bệnh trên lá mà nó dựa vào để ra quyết định phân loại hay không?</w:t>
+        <w:t xml:space="preserve"> Trong số các kiến trúc MobileNetV2, EfficientNet-B0 và ResNet-50, mô hình nào đạt sự cân bằng tốt nhất giữa độ chính xác và chi phí tài nguyên tính toán, phù hợp cho triển khai trong điều kiện thực tế tại Việt Nam? Đồng thời, mô hình có giải thích được vùng bệnh trên lá mà nó dựa vào để ra quyết định phân loại hay không?</w:t>
       </w:r>
     </w:p>
     <w:p>
@@ -759,7 +774,10 @@
         <w:t xml:space="preserve">Về kiến thức: </w:t>
       </w:r>
       <w:r>
-        <w:t>Hiểu rõ cấu trúc và cơ chế hoạt động của các kiến trúc CNN hiện đại (MobileNetV2, EfficientNet-B0, ResNet-50), bao gồm kỹ thuật Transfer Learning và Fine-tuning trên bài toán phân loại bệnh cây trồng</w:t>
+        <w:t xml:space="preserve">Hiểu rõ cấu trúc và cơ chế hoạt động của các kiến trúc CNN hiện đại (MobileNetV2, EfficientNet-B0, ResNet-50), bao gồm kỹ thuật Transfer Learning và Fine-tuning trên bài toán phân loại bệnh </w:t>
+      </w:r>
+      <w:r>
+        <w:t>trên lá cây.</w:t>
       </w:r>
     </w:p>
     <w:p>
@@ -768,7 +786,7 @@
         <w:ind w:left="927" w:hanging="360"/>
       </w:pPr>
       <w:r>
-        <w:t xml:space="preserve">Về kết quả nghiên cứu: So sánh hiệu năng của 3 mô hình học sâu trên bộ dữ liệu lá sầu riêng, từ đó xác định mô hình tối ưu theo hai tiêu chí: độ chính xác phân loại (F1-Score ≥ 85% trên tập </w:t>
+        <w:t xml:space="preserve">Về kết quả nghiên cứu: So sánh hiệu năng của 3 mô hình học sâu trên bộ dữ liệu lá sầu riêng, từ đó xác định mô hình tối ưu theo hai tiêu chí: độ chính xác (F1-Score ≥ 85% trên tập </w:t>
       </w:r>
       <w:r>
         <w:t>test</w:t>
@@ -817,7 +835,7 @@
         </w:numPr>
       </w:pPr>
       <w:r>
-        <w:t>Thu thập bộ dữ liệu hình ảnh lá sầu riêng Việt Nam (Thanh et al., 2025) gồm 2.595 ảnh thuộc 6 lớp bệnh. Tiến hành kiểm tra, chuẩn hóa định dạng và kích thước ảnh trước khi đưa vào huấn luyện.</w:t>
+        <w:t>Thu thập bộ dữ liệu hình ảnh lá sầu riêng Việt Nam gồm 2.595 ảnh thuộc 6 lớp bệnh. Tiến hành kiểm tra, chuẩn hóa định dạng và kích thước ảnh trước khi đưa vào huấn luyện.</w:t>
       </w:r>
     </w:p>
     <w:p>
@@ -853,10 +871,10 @@
         </w:numPr>
       </w:pPr>
       <w:r>
-        <w:t>Xử lý mất cân bằng dữ liệu nếu có (sử dụng các kỹ thuật như Class Weights hoặc Oversampling).</w:t>
-      </w:r>
-      <w:r>
-        <w:t xml:space="preserve"> </w:t>
+        <w:t>Xử lý mất cân bằng dữ liệu nếu có</w:t>
+      </w:r>
+      <w:r>
+        <w:t>.</w:t>
       </w:r>
     </w:p>
     <w:p>
@@ -868,7 +886,19 @@
         </w:numPr>
       </w:pPr>
       <w:r>
-        <w:t>Phân chia tập dữ liệu thành các tập Huấn luyện (Train), Kiểm định (Validation) và Kiểm thử (Test).</w:t>
+        <w:t>Phân chia tập dữ liệu thành các tập Train,</w:t>
+      </w:r>
+      <w:r>
+        <w:t xml:space="preserve"> </w:t>
+      </w:r>
+      <w:r>
+        <w:t xml:space="preserve">Validation </w:t>
+      </w:r>
+      <w:r>
+        <w:t xml:space="preserve">và </w:t>
+      </w:r>
+      <w:r>
+        <w:t>Test.</w:t>
       </w:r>
     </w:p>
     <w:p>
@@ -901,7 +931,6 @@
         </w:numPr>
       </w:pPr>
       <w:r>
-        <w:lastRenderedPageBreak/>
         <w:t>Áp dụng phương pháp Học chuyển vị với các trọng số đã được huấn luyện trước trên tập ImageNet, sau đó thực hiện Fine-tuning để tối ưu hóa hiệu năng trên tập dữ liệu lá sầu riêng.</w:t>
       </w:r>
     </w:p>
@@ -923,7 +952,8 @@
         <w:ind w:left="927" w:hanging="360"/>
       </w:pPr>
       <w:r>
-        <w:t>Bước 3: Đánh giá và so sánh thực nghiệm:</w:t>
+        <w:lastRenderedPageBreak/>
+        <w:t>Bước 3: Đánh giá và so sánh:</w:t>
       </w:r>
     </w:p>
     <w:p>
@@ -947,7 +977,19 @@
         </w:numPr>
       </w:pPr>
       <w:r>
-        <w:t>Các chỉ số vật lý: Kích thước mô hình, số lượng tham số (Parameters), thời gian suy luận (Inference time / FPS), Đồ thị Loss và Accuracy trong quá trình huấn luyện.</w:t>
+        <w:t>Các chỉ số vật lý: Kích thước mô hình, số lượng tham số</w:t>
+      </w:r>
+      <w:r>
+        <w:t xml:space="preserve">, </w:t>
+      </w:r>
+      <w:r>
+        <w:t>thời gian suy luận (Inference time / FPS), Đồ thị Loss và Accuracy trong quá trình</w:t>
+      </w:r>
+      <w:r>
+        <w:t xml:space="preserve"> train</w:t>
+      </w:r>
+      <w:r>
+        <w:t>.</w:t>
       </w:r>
     </w:p>
     <w:p>
@@ -959,7 +1001,7 @@
         </w:numPr>
       </w:pPr>
       <w:r>
-        <w:t>Trực quan hóa vùng đặc trưng nhận diện bệnh trên lá sầu riêng bằng phương pháp Grad-CAM nhằm đánh giá tính giải thích được của các mô hình.</w:t>
+        <w:t>Trực quan hóa vùng đặc trưng nhận diện bệnh trên lá sầu riêng bằng Grad-CAM nhằm đánh giá tính giải thích được của các mô hình.</w:t>
       </w:r>
     </w:p>
     <w:p>
@@ -1096,7 +1138,7 @@
         </w:numPr>
       </w:pPr>
       <w:r>
-        <w:t>Mã nguồn (Source code) hoàn chỉnh về quy trình tiền xử lý dữ liệu, huấn luyện, đánh giá 3 mô hình (MobileNetV2, EfficientNet-B0, ResNet-50) kết hợp Transfer Learning, xử lý mất cân bằng và trực quan hóa Grad-CAM.</w:t>
+        <w:t>Mã nguồn hoàn chỉnh về quy trình tiền xử lý dữ liệu, huấn luyện, đánh giá 3 mô hình MobileNetV2, EfficientNet-B0, ResNet-50 kết hợp Transfer Learning, xử lý mất cân bằng và trực quan hóa Grad-CAM.</w:t>
       </w:r>
     </w:p>
     <w:p>
@@ -1151,8 +1193,7 @@
         </w:numPr>
       </w:pPr>
       <w:r>
-        <w:lastRenderedPageBreak/>
-        <w:t>Bảng tổng hợp so sánh các chỉ số hiệu năng thực nghiệm của các mô hình và hình ảnh trực quan hóa Grad-CAM.</w:t>
+        <w:t>Bảng tổng hợp so sánh các chỉ số của các mô hình và hình ảnh trực quan hóa Grad-CAM.</w:t>
       </w:r>
     </w:p>
     <w:p>
@@ -1213,6 +1254,7 @@
           <w:i/>
           <w:iCs/>
         </w:rPr>
+        <w:lastRenderedPageBreak/>
         <w:tab/>
       </w:r>
       <w:r>
@@ -1414,20 +1456,16 @@
         </w:rPr>
         <w:tab/>
       </w:r>
-      <w:r>
-        <w:rPr>
-          <w:i/>
-          <w:iCs/>
-        </w:rPr>
-        <w:t>https://doi.org/10.1016/j.dib.2025.</w:t>
-      </w:r>
-      <w:r>
-        <w:rPr>
-          <w:i/>
-          <w:iCs/>
-        </w:rPr>
-        <w:t>111845</w:t>
-      </w:r>
+      <w:hyperlink r:id="rId7" w:history="1">
+        <w:r>
+          <w:rPr>
+            <w:rStyle w:val="Hyperlink"/>
+            <w:i/>
+            <w:iCs/>
+          </w:rPr>
+          <w:t>https://doi.org/10.1016/j.dib.2025.111845</w:t>
+        </w:r>
+      </w:hyperlink>
     </w:p>
     <w:tbl>
       <w:tblPr>
@@ -1642,7 +1680,7 @@
 </file>
 
 <file path=word/numbering.xml><?xml version="1.0" encoding="utf-8"?>
-<w:numbering xmlns:wpc="http://schemas.microsoft.com/office/word/2010/wordprocessingCanvas" xmlns:cx="http://schemas.microsoft.com/office/drawing/2014/chartex" xmlns:cx1="http://schemas.microsoft.com/office/drawing/2015/9/8/chartex" xmlns:cx2="http://schemas.microsoft.com/office/drawing/2015/10/21/chartex" xmlns:cx3="http://schemas.microsoft.com/office/drawing/2016/5/9/chartex" xmlns:cx4="http://schemas.microsoft.com/office/drawing/2016/5/10/chartex" xmlns:cx5="http://schemas.microsoft.com/office/drawing/2016/5/11/chartex" xmlns:cx6="http://schemas.microsoft.com/office/drawing/2016/5/12/chartex" xmlns:cx7="http://schemas.microsoft.com/office/drawing/2016/5/13/chartex" xmlns:cx8="http://schemas.microsoft.com/office/drawing/2016/5/14/chartex" xmlns:mc="http://schemas.openxmlformats.org/markup-compatibility/2006" xmlns:aink="http://schemas.microsoft.com/office/drawing/2016/ink" xmlns:am3d="http://schemas.microsoft.com/office/drawing/2017/model3d" xmlns:o="urn:schemas-microsoft-com:office:office" xmlns:oel="http://schemas.microsoft.com/office/2019/extlst" xmlns:r="http://schemas.openxmlformats.org/officeDocument/2006/relationships" xmlns:m="http://schemas.openxmlformats.org/officeDocument/2006/math" xmlns:v="urn:schemas-microsoft-com:vml" xmlns:wp14="http://schemas.microsoft.com/office/word/2010/wordprocessingDrawing" xmlns:wp="http://schemas.openxmlformats.org/drawingml/2006/wordprocessingDrawing" xmlns:w10="urn:schemas-microsoft-com:office:word" xmlns:w="http://schemas.openxmlformats.org/wordprocessingml/2006/main" xmlns:w14="http://schemas.microsoft.com/office/word/2010/wordml" xmlns:w15="http://schemas.microsoft.com/office/word/2012/wordml" xmlns:w16cex="http://schemas.microsoft.com/office/word/2018/wordml/cex" xmlns:w16cid="http://schemas.microsoft.com/office/word/2016/wordml/cid" xmlns:w16="http://schemas.microsoft.com/office/word/2018/wordml" xmlns:w16du="http://schemas.microsoft.com/office/word/2023/wordml/word16du" xmlns:w16sdtdh="http://schemas.microsoft.com/office/word/2020/wordml/sdtdatahash" xmlns:w16sdtfl="http://schemas.microsoft.com/office/word/2024/wordml/sdtformatlock" xmlns:w16se="http://schemas.microsoft.com/office/word/2015/wordml/symex" xmlns:wpg="http://schemas.microsoft.com/office/word/2010/wordprocessingGroup" xmlns:wpi="http://schemas.microsoft.com/office/word/2010/wordprocessingInk" xmlns:wne="http://schemas.microsoft.com/office/word/2006/wordml" xmlns:wps="http://schemas.microsoft.com/office/word/2010/wordprocessingShape" mc:Ignorable="w14 w15 w16se w16cid w16 w16cex w16sdtdh w16sdtfl w16du wp14">
+<w:numbering xmlns:wpc="http://schemas.microsoft.com/office/word/2010/wordprocessingCanvas" xmlns:cx="http://schemas.microsoft.com/office/drawing/2014/chartex" xmlns:cx1="http://schemas.microsoft.com/office/drawing/2015/9/8/chartex" xmlns:cx2="http://schemas.microsoft.com/office/drawing/2015/10/21/chartex" xmlns:cx3="http://schemas.microsoft.com/office/drawing/2016/5/9/chartex" xmlns:cx4="http://schemas.microsoft.com/office/drawing/2016/5/10/chartex" xmlns:cx5="http://schemas.microsoft.com/office/drawing/2016/5/11/chartex" xmlns:cx6="http://schemas.microsoft.com/office/drawing/2016/5/12/chartex" xmlns:cx7="http://schemas.microsoft.com/office/drawing/2016/5/13/chartex" xmlns:cx8="http://schemas.microsoft.com/office/drawing/2016/5/14/chartex" xmlns:mc="http://schemas.openxmlformats.org/markup-compatibility/2006" xmlns:aink="http://schemas.microsoft.com/office/drawing/2016/ink" xmlns:am3d="http://schemas.microsoft.com/office/drawing/2017/model3d" xmlns:o="urn:schemas-microsoft-com:office:office" xmlns:oel="http://schemas.microsoft.com/office/2019/extlst" xmlns:r="http://schemas.openxmlformats.org/officeDocument/2006/relationships" xmlns:m="http://schemas.openxmlformats.org/officeDocument/2006/math" xmlns:v="urn:schemas-microsoft-com:vml" xmlns:wp14="http://schemas.microsoft.com/office/word/2010/wordprocessingDrawing" xmlns:wp="http://schemas.openxmlformats.org/drawingml/2006/wordprocessingDrawing" xmlns:w10="urn:schemas-microsoft-com:office:word" xmlns:w="http://schemas.openxmlformats.org/wordprocessingml/2006/main" xmlns:w14="http://schemas.microsoft.com/office/word/2010/wordml" xmlns:w15="http://schemas.microsoft.com/office/word/2012/wordml" xmlns:w16cei="http://schemas.microsoft.com/office/word/2026/wordml/cei" xmlns:w16cex="http://schemas.microsoft.com/office/word/2018/wordml/cex" xmlns:w16cid="http://schemas.microsoft.com/office/word/2016/wordml/cid" xmlns:w16="http://schemas.microsoft.com/office/word/2018/wordml" xmlns:w16du="http://schemas.microsoft.com/office/word/2023/wordml/word16du" xmlns:w16sdtdh="http://schemas.microsoft.com/office/word/2020/wordml/sdtdatahash" xmlns:w16sdtfl="http://schemas.microsoft.com/office/word/2024/wordml/sdtformatlock" xmlns:w16se="http://schemas.microsoft.com/office/word/2015/wordml/symex" xmlns:wpg="http://schemas.microsoft.com/office/word/2010/wordprocessingGroup" xmlns:wpi="http://schemas.microsoft.com/office/word/2010/wordprocessingInk" xmlns:wne="http://schemas.microsoft.com/office/word/2006/wordml" xmlns:wps="http://schemas.microsoft.com/office/word/2010/wordprocessingShape" mc:Ignorable="w14 w15 w16se w16cid w16 w16cex w16sdtdh w16sdtfl w16du wp14">
   <w:abstractNum w:abstractNumId="0" w15:restartNumberingAfterBreak="0">
     <w:nsid w:val="19730C2E"/>
     <w:multiLevelType w:val="multilevel"/>
